--- a/docs/entrega_2/03_Informe_de_pruebas_QA.docx
+++ b/docs/entrega_2/03_Informe_de_pruebas_QA.docx
@@ -3512,6 +3512,192 @@
           </w:p>
         </w:tc>
       </w:tr>
+      <w:tr>
+        <w:tblPrEx>
+          <w:tblCellMar>
+            <w:top w:w="0" w:type="dxa"/>
+            <w:bottom w:w="0" w:type="dxa"/>
+          </w:tblCellMar>
+        </w:tblPrEx>
+        <w:trPr>
+          <w:cantSplit/>
+          <w:trHeight w:val="440"/>
+        </w:trPr>
+        <w:tc>
+          <w:tcPr>
+            <w:tcW w:w="1013" w:type="dxa"/>
+            <w:tcBorders>
+              <w:top w:val="single" w:sz="4" w:space="0" w:color="BFBFBF"/>
+              <w:left w:val="single" w:sz="4" w:space="0" w:color="BFBFBF"/>
+              <w:bottom w:val="single" w:sz="4" w:space="0" w:color="BFBFBF"/>
+              <w:right w:val="single" w:sz="4" w:space="0" w:color="BFBFBF"/>
+            </w:tcBorders>
+            <w:tcMar>
+              <w:top w:w="70" w:type="dxa"/>
+              <w:left w:w="100" w:type="dxa"/>
+              <w:bottom w:w="70" w:type="dxa"/>
+              <w:right w:w="100" w:type="dxa"/>
+            </w:tcMar>
+            <w:vAlign w:val="center"/>
+          </w:tcPr>
+          <w:p>
+            <w:r>
+              <w:rPr>
+                <w:b w:val="0"/>
+                <w:i w:val="0"/>
+                <w:color w:val="222222"/>
+                <w:sz w:val="19"/>
+              </w:rPr>
+              <w:t>ER-05 CI</w:t>
+            </w:r>
+          </w:p>
+        </w:tc>
+        <w:tc>
+          <w:tcPr>
+            <w:tcW w:w="3800" w:type="dxa"/>
+            <w:tcBorders>
+              <w:top w:val="single" w:sz="4" w:space="0" w:color="BFBFBF"/>
+              <w:left w:val="single" w:sz="4" w:space="0" w:color="BFBFBF"/>
+              <w:bottom w:val="single" w:sz="4" w:space="0" w:color="BFBFBF"/>
+              <w:right w:val="single" w:sz="4" w:space="0" w:color="BFBFBF"/>
+            </w:tcBorders>
+            <w:tcMar>
+              <w:top w:w="70" w:type="dxa"/>
+              <w:left w:w="100" w:type="dxa"/>
+              <w:bottom w:w="70" w:type="dxa"/>
+              <w:right w:w="100" w:type="dxa"/>
+            </w:tcMar>
+            <w:vAlign w:val="center"/>
+          </w:tcPr>
+          <w:p>
+            <w:r>
+              <w:rPr>
+                <w:b w:val="0"/>
+                <w:i w:val="0"/>
+                <w:color w:val="222222"/>
+                <w:sz w:val="19"/>
+              </w:rPr>
+              <w:t>Aserción de test_desktop.py comparaba ruta larga con alias temporal 8.3; CI inicial falló.</w:t>
+            </w:r>
+          </w:p>
+        </w:tc>
+        <w:tc>
+          <w:tcPr>
+            <w:tcW w:w="1773" w:type="dxa"/>
+            <w:tcBorders>
+              <w:top w:val="single" w:sz="4" w:space="0" w:color="BFBFBF"/>
+              <w:left w:val="single" w:sz="4" w:space="0" w:color="BFBFBF"/>
+              <w:bottom w:val="single" w:sz="4" w:space="0" w:color="BFBFBF"/>
+              <w:right w:val="single" w:sz="4" w:space="0" w:color="BFBFBF"/>
+            </w:tcBorders>
+            <w:tcMar>
+              <w:top w:w="70" w:type="dxa"/>
+              <w:left w:w="100" w:type="dxa"/>
+              <w:bottom w:w="70" w:type="dxa"/>
+              <w:right w:w="100" w:type="dxa"/>
+            </w:tcMar>
+            <w:vAlign w:val="center"/>
+          </w:tcPr>
+          <w:p>
+            <w:r>
+              <w:rPr>
+                <w:b w:val="0"/>
+                <w:i w:val="0"/>
+                <w:color w:val="222222"/>
+                <w:sz w:val="19"/>
+              </w:rPr>
+              <w:t>CP-10</w:t>
+            </w:r>
+          </w:p>
+        </w:tc>
+        <w:tc>
+          <w:tcPr>
+            <w:tcW w:w="1520" w:type="dxa"/>
+            <w:tcBorders>
+              <w:top w:val="single" w:sz="4" w:space="0" w:color="BFBFBF"/>
+              <w:left w:val="single" w:sz="4" w:space="0" w:color="BFBFBF"/>
+              <w:bottom w:val="single" w:sz="4" w:space="0" w:color="BFBFBF"/>
+              <w:right w:val="single" w:sz="4" w:space="0" w:color="BFBFBF"/>
+            </w:tcBorders>
+            <w:tcMar>
+              <w:top w:w="70" w:type="dxa"/>
+              <w:left w:w="100" w:type="dxa"/>
+              <w:bottom w:w="70" w:type="dxa"/>
+              <w:right w:w="100" w:type="dxa"/>
+            </w:tcMar>
+            <w:vAlign w:val="center"/>
+          </w:tcPr>
+          <w:p>
+            <w:r>
+              <w:rPr>
+                <w:b w:val="0"/>
+                <w:i w:val="0"/>
+                <w:color w:val="222222"/>
+                <w:sz w:val="19"/>
+              </w:rPr>
+              <w:t>Baja</w:t>
+            </w:r>
+          </w:p>
+        </w:tc>
+        <w:tc>
+          <w:tcPr>
+            <w:tcW w:w="3800" w:type="dxa"/>
+            <w:tcBorders>
+              <w:top w:val="single" w:sz="4" w:space="0" w:color="BFBFBF"/>
+              <w:left w:val="single" w:sz="4" w:space="0" w:color="BFBFBF"/>
+              <w:bottom w:val="single" w:sz="4" w:space="0" w:color="BFBFBF"/>
+              <w:right w:val="single" w:sz="4" w:space="0" w:color="BFBFBF"/>
+            </w:tcBorders>
+            <w:tcMar>
+              <w:top w:w="70" w:type="dxa"/>
+              <w:left w:w="100" w:type="dxa"/>
+              <w:bottom w:w="70" w:type="dxa"/>
+              <w:right w:w="100" w:type="dxa"/>
+            </w:tcMar>
+            <w:vAlign w:val="center"/>
+          </w:tcPr>
+          <w:p>
+            <w:r>
+              <w:rPr>
+                <w:b w:val="0"/>
+                <w:i w:val="0"/>
+                <w:color w:val="222222"/>
+                <w:sz w:val="19"/>
+              </w:rPr>
+              <w:t>Resolver ambos lados con Path.resolve(); mantener aislamiento y limpieza. Sin cambios en app o binarios.</w:t>
+            </w:r>
+          </w:p>
+        </w:tc>
+        <w:tc>
+          <w:tcPr>
+            <w:tcW w:w="1774" w:type="dxa"/>
+            <w:tcBorders>
+              <w:top w:val="single" w:sz="4" w:space="0" w:color="BFBFBF"/>
+              <w:left w:val="single" w:sz="4" w:space="0" w:color="BFBFBF"/>
+              <w:bottom w:val="single" w:sz="4" w:space="0" w:color="BFBFBF"/>
+              <w:right w:val="single" w:sz="4" w:space="0" w:color="BFBFBF"/>
+            </w:tcBorders>
+            <w:tcMar>
+              <w:top w:w="70" w:type="dxa"/>
+              <w:left w:w="100" w:type="dxa"/>
+              <w:bottom w:w="70" w:type="dxa"/>
+              <w:right w:w="100" w:type="dxa"/>
+            </w:tcMar>
+            <w:vAlign w:val="center"/>
+          </w:tcPr>
+          <w:p>
+            <w:r>
+              <w:rPr>
+                <w:b w:val="0"/>
+                <w:i w:val="0"/>
+                <w:color w:val="222222"/>
+                <w:sz w:val="19"/>
+              </w:rPr>
+              <w:t>6/6 local; CI 4/4 en c8d6942</w:t>
+            </w:r>
+          </w:p>
+        </w:tc>
+      </w:tr>
     </w:tbl>
     <w:p>
       <w:pPr>
@@ -3752,7 +3938,7 @@
               </w:rPr>
               <w:t>10 casos de matriz</w:t>
               <w:br/>
-              <w:t>157 pruebas auto</w:t>
+              <w:t>157 pruebas auto locales</w:t>
             </w:r>
           </w:p>
         </w:tc>
@@ -3783,7 +3969,7 @@
               </w:rPr>
               <w:t>10 casos revalidados</w:t>
               <w:br/>
-              <w:t>150 pruebas auto</w:t>
+              <w:t>150 pruebas auto locales</w:t>
             </w:r>
           </w:p>
         </w:tc>
@@ -3812,7 +3998,9 @@
                 <w:color w:val="222222"/>
                 <w:sz w:val="19"/>
               </w:rPr>
-              <w:t>0 en suite</w:t>
+              <w:t>0 en suite local</w:t>
+              <w:br/>
+              <w:t>CI inicial: 1 aserción</w:t>
             </w:r>
           </w:p>
         </w:tc>
@@ -3842,6 +4030,8 @@
                 <w:sz w:val="19"/>
               </w:rPr>
               <w:t>4 revalidados</w:t>
+              <w:br/>
+              <w:t>1 ajuste de prueba CI</w:t>
             </w:r>
           </w:p>
         </w:tc>
@@ -3870,9 +4060,9 @@
                 <w:color w:val="222222"/>
                 <w:sz w:val="19"/>
               </w:rPr>
-              <w:t>0 defectos de software</w:t>
+              <w:t>CI c8d6942: 4/4</w:t>
               <w:br/>
-              <w:t>Ver límites en conclusiones</w:t>
+              <w:t>Límites en conclusiones</w:t>
             </w:r>
           </w:p>
         </w:tc>
@@ -3955,7 +4145,25 @@
                 <w:sz w:val="20"/>
                 <w:szCs w:val="19"/>
               </w:rPr>
-              <w:t>La suite ejecutó 157 pruebas: 150 aprobadas, 7 omitidas por requerir MySQL opt-in y 0 fallidas. Las omisiones no se cuentan como aprobación. Los nueve casos de software del informe de Víctor quedan trazados a la suite actual; el caso de paquete distingue la evidencia histórica de instalación de la nueva verificación del ejecutable.</w:t>
+              <w:t>La suite local ejecutó 157 pruebas: 150 aprobadas, 7 omitidas por requerir MySQL opt-in y 0 fallidas. Las omisiones no se cuentan como aprobación. Los nueve casos de software del informe de Víctor quedan trazados a la suite actual; el caso de paquete distingue la evidencia histórica de instalación de la nueva verificación del ejecutable.</w:t>
+            </w:r>
+          </w:p>
+          <w:p>
+            <w:pPr>
+              <w:keepLines/>
+              <w:spacing w:before="60" w:after="100"/>
+              <w:jc w:val="left"/>
+            </w:pPr>
+            <w:r>
+              <w:rPr>
+                <w:b w:val="0"/>
+                <w:i w:val="0"/>
+                <w:iCs/>
+                <w:color w:val="222222"/>
+                <w:sz w:val="20"/>
+                <w:szCs w:val="19"/>
+              </w:rPr>
+              <w:t>La ejecución inicial de GitHub Actions falló en una aserción de aislamiento: Windows entregó un directorio temporal con alias corto 8.3 y la prueba lo comparó con su ruta larga. El ajuste sólo normaliza ambos lados con resolve(); las seis pruebas de test_desktop.py aprobaron localmente con alias 8.3 real y con el entorno habitual. CI del commit c8d6942 aprobó cuatro checks de Windows y Linux con MySQL en push y PR: https://github.com/a3524110303-cpu/M.E.S.S.I-/actions/runs/37753609896 y https://github.com/a3524110303-cpu/M.E.S.S.I-/actions/runs/37753615435. Este resultado corresponde a c8d6942, anterior a esta actualización documental. Causa y reproducción en docs/entrega_2/evidencias/ajuste_ci_windows.md; no se modificaron la aplicación ni sus binarios.</w:t>
             </w:r>
           </w:p>
           <w:p>

--- a/docs/entrega_2/03_Informe_de_pruebas_QA.docx
+++ b/docs/entrega_2/03_Informe_de_pruebas_QA.docx
@@ -32,7 +32,7 @@
           <w:sz w:val="22"/>
           <w:szCs w:val="22"/>
         </w:rPr>
-        <w:t>Entrega 2 · MESSI 0.3.0 · Aseguramiento de la calidad</w:t>
+        <w:t>Entrega 2 · MESSI 0.4.0 · Aseguramiento de la calidad</w:t>
       </w:r>
     </w:p>
     <w:tbl>
@@ -122,7 +122,7 @@
                 <w:sz w:val="19"/>
                 <w:szCs w:val="19"/>
               </w:rPr>
-              <w:t>MESSI Alerta y acompañamiento escolar 0.3.0</w:t>
+              <w:t>MESSI Alerta y acompañamiento escolar 0.4.0</w:t>
             </w:r>
           </w:p>
         </w:tc>
@@ -366,7 +366,7 @@
           <w:i w:val="0"/>
           <w:color w:val="222222"/>
         </w:rPr>
-        <w:t>Qué se probó: contrato CSV/XLSX/pegado/captura, MLP y metadatos, persistencia y respaldo SQLite, tres vistas y mensajes con AppTest; revalidación del paquete Windows y recorrido en navegador. Base previa: main 6f24021; cierre versionado como MESSI 0.3.0.</w:t>
+        <w:t>Qué se probó: contrato CSV/XLSX/pegado/captura, MLP y metadatos, persistencia y respaldo SQLite, tres vistas y mensajes con AppTest; progreso de la interfaz y tablas traducidas sin alterar registros. Revalidación del paquete Windows y recorrido en navegador. Base previa del informe de Víctor: main 6f24021; interfaz actual MESSI 0.4.0.</w:t>
       </w:r>
       <w:r>
         <w:rPr>
@@ -2425,7 +2425,7 @@
                 <w:color w:val="222222"/>
                 <w:sz w:val="19"/>
               </w:rPr>
-              <w:t>0.3.0 sin Python en PATH; --self-test; --smoke-server; actualización instalada.</w:t>
+              <w:t>0.4.0 sin Python en PATH; --self-test; --smoke-server; actualización instalada.</w:t>
             </w:r>
           </w:p>
         </w:tc>
@@ -2484,6 +2484,192 @@
                 <w:sz w:val="19"/>
               </w:rPr>
               <w:t>Portable e instalado OK; HTTP200 y cierre; actualización exit0 conserva base. JSON en evidencias/.</w:t>
+            </w:r>
+          </w:p>
+        </w:tc>
+        <w:tc>
+          <w:tcPr>
+            <w:tcW w:w="1368" w:type="dxa"/>
+            <w:tcBorders>
+              <w:top w:val="single" w:sz="4" w:space="0" w:color="BFBFBF"/>
+              <w:left w:val="single" w:sz="4" w:space="0" w:color="BFBFBF"/>
+              <w:bottom w:val="single" w:sz="4" w:space="0" w:color="BFBFBF"/>
+              <w:right w:val="single" w:sz="4" w:space="0" w:color="BFBFBF"/>
+            </w:tcBorders>
+            <w:tcMar>
+              <w:top w:w="70" w:type="dxa"/>
+              <w:left w:w="100" w:type="dxa"/>
+              <w:bottom w:w="70" w:type="dxa"/>
+              <w:right w:w="100" w:type="dxa"/>
+            </w:tcMar>
+            <w:vAlign w:val="center"/>
+          </w:tcPr>
+          <w:p>
+            <w:r>
+              <w:rPr>
+                <w:b w:val="0"/>
+                <w:i w:val="0"/>
+                <w:color w:val="222222"/>
+                <w:sz w:val="19"/>
+              </w:rPr>
+              <w:t>Aprobado</w:t>
+            </w:r>
+          </w:p>
+        </w:tc>
+      </w:tr>
+      <w:tr>
+        <w:tblPrEx>
+          <w:tblCellMar>
+            <w:top w:w="0" w:type="dxa"/>
+            <w:bottom w:w="0" w:type="dxa"/>
+          </w:tblCellMar>
+        </w:tblPrEx>
+        <w:trPr>
+          <w:cantSplit/>
+          <w:trHeight w:val="440"/>
+        </w:trPr>
+        <w:tc>
+          <w:tcPr>
+            <w:tcW w:w="912" w:type="dxa"/>
+            <w:tcBorders>
+              <w:top w:val="single" w:sz="4" w:space="0" w:color="BFBFBF"/>
+              <w:left w:val="single" w:sz="4" w:space="0" w:color="BFBFBF"/>
+              <w:bottom w:val="single" w:sz="4" w:space="0" w:color="BFBFBF"/>
+              <w:right w:val="single" w:sz="4" w:space="0" w:color="BFBFBF"/>
+            </w:tcBorders>
+            <w:tcMar>
+              <w:top w:w="70" w:type="dxa"/>
+              <w:left w:w="100" w:type="dxa"/>
+              <w:bottom w:w="70" w:type="dxa"/>
+              <w:right w:w="100" w:type="dxa"/>
+            </w:tcMar>
+            <w:vAlign w:val="center"/>
+          </w:tcPr>
+          <w:p>
+            <w:r>
+              <w:rPr>
+                <w:b w:val="0"/>
+                <w:i w:val="0"/>
+                <w:color w:val="222222"/>
+                <w:sz w:val="19"/>
+              </w:rPr>
+              <w:t>CP-11</w:t>
+            </w:r>
+          </w:p>
+        </w:tc>
+        <w:tc>
+          <w:tcPr>
+            <w:tcW w:w="2964" w:type="dxa"/>
+            <w:tcBorders>
+              <w:top w:val="single" w:sz="4" w:space="0" w:color="BFBFBF"/>
+              <w:left w:val="single" w:sz="4" w:space="0" w:color="BFBFBF"/>
+              <w:bottom w:val="single" w:sz="4" w:space="0" w:color="BFBFBF"/>
+              <w:right w:val="single" w:sz="4" w:space="0" w:color="BFBFBF"/>
+            </w:tcBorders>
+            <w:tcMar>
+              <w:top w:w="70" w:type="dxa"/>
+              <w:left w:w="100" w:type="dxa"/>
+              <w:bottom w:w="70" w:type="dxa"/>
+              <w:right w:w="100" w:type="dxa"/>
+            </w:tcMar>
+            <w:vAlign w:val="center"/>
+          </w:tcPr>
+          <w:p>
+            <w:r>
+              <w:rPr>
+                <w:b w:val="0"/>
+                <w:i w:val="0"/>
+                <w:color w:val="222222"/>
+                <w:sz w:val="19"/>
+              </w:rPr>
+              <w:t>Progreso y atención del Tutor</w:t>
+            </w:r>
+          </w:p>
+        </w:tc>
+        <w:tc>
+          <w:tcPr>
+            <w:tcW w:w="2508" w:type="dxa"/>
+            <w:tcBorders>
+              <w:top w:val="single" w:sz="4" w:space="0" w:color="BFBFBF"/>
+              <w:left w:val="single" w:sz="4" w:space="0" w:color="BFBFBF"/>
+              <w:bottom w:val="single" w:sz="4" w:space="0" w:color="BFBFBF"/>
+              <w:right w:val="single" w:sz="4" w:space="0" w:color="BFBFBF"/>
+            </w:tcBorders>
+            <w:tcMar>
+              <w:top w:w="70" w:type="dxa"/>
+              <w:left w:w="100" w:type="dxa"/>
+              <w:bottom w:w="70" w:type="dxa"/>
+              <w:right w:w="100" w:type="dxa"/>
+            </w:tcMar>
+            <w:vAlign w:val="center"/>
+          </w:tcPr>
+          <w:p>
+            <w:r>
+              <w:rPr>
+                <w:b w:val="0"/>
+                <w:i w:val="0"/>
+                <w:color w:val="222222"/>
+                <w:sz w:val="19"/>
+              </w:rPr>
+              <w:t>Pegado inválido; reemplazo de datos; tablas del Tutor; seleccionar solicitud y copiar código.</w:t>
+            </w:r>
+          </w:p>
+        </w:tc>
+        <w:tc>
+          <w:tcPr>
+            <w:tcW w:w="2964" w:type="dxa"/>
+            <w:tcBorders>
+              <w:top w:val="single" w:sz="4" w:space="0" w:color="BFBFBF"/>
+              <w:left w:val="single" w:sz="4" w:space="0" w:color="BFBFBF"/>
+              <w:bottom w:val="single" w:sz="4" w:space="0" w:color="BFBFBF"/>
+              <w:right w:val="single" w:sz="4" w:space="0" w:color="BFBFBF"/>
+            </w:tcBorders>
+            <w:tcMar>
+              <w:top w:w="70" w:type="dxa"/>
+              <w:left w:w="100" w:type="dxa"/>
+              <w:bottom w:w="70" w:type="dxa"/>
+              <w:right w:w="100" w:type="dxa"/>
+            </w:tcMar>
+            <w:vAlign w:val="center"/>
+          </w:tcPr>
+          <w:p>
+            <w:r>
+              <w:rPr>
+                <w:b w:val="0"/>
+                <w:i w:val="0"/>
+                <w:color w:val="222222"/>
+                <w:sz w:val="19"/>
+              </w:rPr>
+              <w:t>Reiniciar progreso, invalidar resultado, traducir filas y copiar sólo ID sin crear apoyo.</w:t>
+            </w:r>
+          </w:p>
+        </w:tc>
+        <w:tc>
+          <w:tcPr>
+            <w:tcW w:w="2964" w:type="dxa"/>
+            <w:tcBorders>
+              <w:top w:val="single" w:sz="4" w:space="0" w:color="BFBFBF"/>
+              <w:left w:val="single" w:sz="4" w:space="0" w:color="BFBFBF"/>
+              <w:bottom w:val="single" w:sz="4" w:space="0" w:color="BFBFBF"/>
+              <w:right w:val="single" w:sz="4" w:space="0" w:color="BFBFBF"/>
+            </w:tcBorders>
+            <w:tcMar>
+              <w:top w:w="70" w:type="dxa"/>
+              <w:left w:w="100" w:type="dxa"/>
+              <w:bottom w:w="70" w:type="dxa"/>
+              <w:right w:w="100" w:type="dxa"/>
+            </w:tcMar>
+            <w:vAlign w:val="center"/>
+          </w:tcPr>
+          <w:p>
+            <w:r>
+              <w:rPr>
+                <w:b w:val="0"/>
+                <w:i w:val="0"/>
+                <w:color w:val="222222"/>
+                <w:sz w:val="19"/>
+              </w:rPr>
+              <w:t>Cuatro regresiones AppTest nuevas aprobadas; progreso, filas y conservación del borrador verificados.</w:t>
             </w:r>
           </w:p>
         </w:tc>
@@ -3693,7 +3879,193 @@
                 <w:color w:val="222222"/>
                 <w:sz w:val="19"/>
               </w:rPr>
-              <w:t>6/6 local; CI 4/4 en c8d6942</w:t>
+              <w:t>6/6 local; CI actual 4/4 en dd4a001</w:t>
+            </w:r>
+          </w:p>
+        </w:tc>
+      </w:tr>
+      <w:tr>
+        <w:tblPrEx>
+          <w:tblCellMar>
+            <w:top w:w="0" w:type="dxa"/>
+            <w:bottom w:w="0" w:type="dxa"/>
+          </w:tblCellMar>
+        </w:tblPrEx>
+        <w:trPr>
+          <w:cantSplit/>
+          <w:trHeight w:val="440"/>
+        </w:trPr>
+        <w:tc>
+          <w:tcPr>
+            <w:tcW w:w="1013" w:type="dxa"/>
+            <w:tcBorders>
+              <w:top w:val="single" w:sz="4" w:space="0" w:color="BFBFBF"/>
+              <w:left w:val="single" w:sz="4" w:space="0" w:color="BFBFBF"/>
+              <w:bottom w:val="single" w:sz="4" w:space="0" w:color="BFBFBF"/>
+              <w:right w:val="single" w:sz="4" w:space="0" w:color="BFBFBF"/>
+            </w:tcBorders>
+            <w:tcMar>
+              <w:top w:w="70" w:type="dxa"/>
+              <w:left w:w="100" w:type="dxa"/>
+              <w:bottom w:w="70" w:type="dxa"/>
+              <w:right w:w="100" w:type="dxa"/>
+            </w:tcMar>
+            <w:vAlign w:val="center"/>
+          </w:tcPr>
+          <w:p>
+            <w:r>
+              <w:rPr>
+                <w:b w:val="0"/>
+                <w:i w:val="0"/>
+                <w:color w:val="222222"/>
+                <w:sz w:val="19"/>
+              </w:rPr>
+              <w:t>ER-06 UI</w:t>
+            </w:r>
+          </w:p>
+        </w:tc>
+        <w:tc>
+          <w:tcPr>
+            <w:tcW w:w="3800" w:type="dxa"/>
+            <w:tcBorders>
+              <w:top w:val="single" w:sz="4" w:space="0" w:color="BFBFBF"/>
+              <w:left w:val="single" w:sz="4" w:space="0" w:color="BFBFBF"/>
+              <w:bottom w:val="single" w:sz="4" w:space="0" w:color="BFBFBF"/>
+              <w:right w:val="single" w:sz="4" w:space="0" w:color="BFBFBF"/>
+            </w:tcBorders>
+            <w:tcMar>
+              <w:top w:w="70" w:type="dxa"/>
+              <w:left w:w="100" w:type="dxa"/>
+              <w:bottom w:w="70" w:type="dxa"/>
+              <w:right w:w="100" w:type="dxa"/>
+            </w:tcMar>
+            <w:vAlign w:val="center"/>
+          </w:tcPr>
+          <w:p>
+            <w:r>
+              <w:rPr>
+                <w:b w:val="0"/>
+                <w:i w:val="0"/>
+                <w:color w:val="222222"/>
+                <w:sz w:val="19"/>
+              </w:rPr>
+              <w:t>Tras pegar datos inválidos, el progreso visible conservaba el estado de guardado anterior.</w:t>
+            </w:r>
+          </w:p>
+        </w:tc>
+        <w:tc>
+          <w:tcPr>
+            <w:tcW w:w="1773" w:type="dxa"/>
+            <w:tcBorders>
+              <w:top w:val="single" w:sz="4" w:space="0" w:color="BFBFBF"/>
+              <w:left w:val="single" w:sz="4" w:space="0" w:color="BFBFBF"/>
+              <w:bottom w:val="single" w:sz="4" w:space="0" w:color="BFBFBF"/>
+              <w:right w:val="single" w:sz="4" w:space="0" w:color="BFBFBF"/>
+            </w:tcBorders>
+            <w:tcMar>
+              <w:top w:w="70" w:type="dxa"/>
+              <w:left w:w="100" w:type="dxa"/>
+              <w:bottom w:w="70" w:type="dxa"/>
+              <w:right w:w="100" w:type="dxa"/>
+            </w:tcMar>
+            <w:vAlign w:val="center"/>
+          </w:tcPr>
+          <w:p>
+            <w:r>
+              <w:rPr>
+                <w:b w:val="0"/>
+                <w:i w:val="0"/>
+                <w:color w:val="222222"/>
+                <w:sz w:val="19"/>
+              </w:rPr>
+              <w:t>CP-11</w:t>
+            </w:r>
+          </w:p>
+        </w:tc>
+        <w:tc>
+          <w:tcPr>
+            <w:tcW w:w="1520" w:type="dxa"/>
+            <w:tcBorders>
+              <w:top w:val="single" w:sz="4" w:space="0" w:color="BFBFBF"/>
+              <w:left w:val="single" w:sz="4" w:space="0" w:color="BFBFBF"/>
+              <w:bottom w:val="single" w:sz="4" w:space="0" w:color="BFBFBF"/>
+              <w:right w:val="single" w:sz="4" w:space="0" w:color="BFBFBF"/>
+            </w:tcBorders>
+            <w:tcMar>
+              <w:top w:w="70" w:type="dxa"/>
+              <w:left w:w="100" w:type="dxa"/>
+              <w:bottom w:w="70" w:type="dxa"/>
+              <w:right w:w="100" w:type="dxa"/>
+            </w:tcMar>
+            <w:vAlign w:val="center"/>
+          </w:tcPr>
+          <w:p>
+            <w:r>
+              <w:rPr>
+                <w:b w:val="0"/>
+                <w:i w:val="0"/>
+                <w:color w:val="222222"/>
+                <w:sz w:val="19"/>
+              </w:rPr>
+              <w:t>Baja</w:t>
+            </w:r>
+          </w:p>
+        </w:tc>
+        <w:tc>
+          <w:tcPr>
+            <w:tcW w:w="3800" w:type="dxa"/>
+            <w:tcBorders>
+              <w:top w:val="single" w:sz="4" w:space="0" w:color="BFBFBF"/>
+              <w:left w:val="single" w:sz="4" w:space="0" w:color="BFBFBF"/>
+              <w:bottom w:val="single" w:sz="4" w:space="0" w:color="BFBFBF"/>
+              <w:right w:val="single" w:sz="4" w:space="0" w:color="BFBFBF"/>
+            </w:tcBorders>
+            <w:tcMar>
+              <w:top w:w="70" w:type="dxa"/>
+              <w:left w:w="100" w:type="dxa"/>
+              <w:bottom w:w="70" w:type="dxa"/>
+              <w:right w:w="100" w:type="dxa"/>
+            </w:tcMar>
+            <w:vAlign w:val="center"/>
+          </w:tcPr>
+          <w:p>
+            <w:r>
+              <w:rPr>
+                <w:b w:val="0"/>
+                <w:i w:val="0"/>
+                <w:color w:val="222222"/>
+                <w:sz w:val="19"/>
+              </w:rPr>
+              <w:t>Borrar la marca de guardado y actualizar los pasos visibles al descartar el conjunto inválido.</w:t>
+            </w:r>
+          </w:p>
+        </w:tc>
+        <w:tc>
+          <w:tcPr>
+            <w:tcW w:w="1774" w:type="dxa"/>
+            <w:tcBorders>
+              <w:top w:val="single" w:sz="4" w:space="0" w:color="BFBFBF"/>
+              <w:left w:val="single" w:sz="4" w:space="0" w:color="BFBFBF"/>
+              <w:bottom w:val="single" w:sz="4" w:space="0" w:color="BFBFBF"/>
+              <w:right w:val="single" w:sz="4" w:space="0" w:color="BFBFBF"/>
+            </w:tcBorders>
+            <w:tcMar>
+              <w:top w:w="70" w:type="dxa"/>
+              <w:left w:w="100" w:type="dxa"/>
+              <w:bottom w:w="70" w:type="dxa"/>
+              <w:right w:w="100" w:type="dxa"/>
+            </w:tcMar>
+            <w:vAlign w:val="center"/>
+          </w:tcPr>
+          <w:p>
+            <w:r>
+              <w:rPr>
+                <w:b w:val="0"/>
+                <w:i w:val="0"/>
+                <w:color w:val="222222"/>
+                <w:sz w:val="19"/>
+              </w:rPr>
+              <w:t>Regresión AppTest aprobada</w:t>
             </w:r>
           </w:p>
         </w:tc>
@@ -3936,9 +4308,9 @@
                 <w:color w:val="222222"/>
                 <w:sz w:val="19"/>
               </w:rPr>
-              <w:t>10 casos de matriz</w:t>
+              <w:t>11 casos de matriz</w:t>
               <w:br/>
-              <w:t>157 pruebas auto locales</w:t>
+              <w:t>161 pruebas auto locales</w:t>
             </w:r>
           </w:p>
         </w:tc>
@@ -3967,9 +4339,11 @@
                 <w:color w:val="222222"/>
                 <w:sz w:val="19"/>
               </w:rPr>
-              <w:t>10 casos revalidados</w:t>
+              <w:t>11 casos revalidados</w:t>
               <w:br/>
-              <w:t>150 pruebas auto locales</w:t>
+              <w:t>154 pruebas auto locales</w:t>
+              <w:br/>
+              <w:t>CI actual: 4/4 checks</w:t>
             </w:r>
           </w:p>
         </w:tc>
@@ -3998,9 +4372,9 @@
                 <w:color w:val="222222"/>
                 <w:sz w:val="19"/>
               </w:rPr>
-              <w:t>0 en suite local</w:t>
+              <w:t>0 en suite local y CI actual</w:t>
               <w:br/>
-              <w:t>CI inicial: 1 aserción</w:t>
+              <w:t>CI0.3 inicial: 1 aserción</w:t>
             </w:r>
           </w:p>
         </w:tc>
@@ -4029,7 +4403,7 @@
                 <w:color w:val="222222"/>
                 <w:sz w:val="19"/>
               </w:rPr>
-              <w:t>4 revalidados</w:t>
+              <w:t>5 revalidados</w:t>
               <w:br/>
               <w:t>1 ajuste de prueba CI</w:t>
             </w:r>
@@ -4060,9 +4434,9 @@
                 <w:color w:val="222222"/>
                 <w:sz w:val="19"/>
               </w:rPr>
-              <w:t>CI c8d6942: 4/4</w:t>
+              <w:t>Sin errores locales abiertos</w:t>
               <w:br/>
-              <w:t>Límites en conclusiones</w:t>
+              <w:t>Win10/segunda PC: sin probar</w:t>
             </w:r>
           </w:p>
         </w:tc>
@@ -4145,7 +4519,7 @@
                 <w:sz w:val="20"/>
                 <w:szCs w:val="19"/>
               </w:rPr>
-              <w:t>La suite local ejecutó 157 pruebas: 150 aprobadas, 7 omitidas por requerir MySQL opt-in y 0 fallidas. Las omisiones no se cuentan como aprobación. Los nueve casos de software del informe de Víctor quedan trazados a la suite actual; el caso de paquete distingue la evidencia histórica de instalación de la nueva verificación del ejecutable.</w:t>
+              <w:t>La suite local ejecutó 161 pruebas: 154 aprobadas, 7 omitidas por requerir MySQL opt-in y 0 fallidas. Las omisiones no se cuentan como aprobación. Los nueve casos de software del informe de Víctor quedan trazados a la suite actual; el caso de paquete distingue la evidencia histórica de instalación de la nueva verificación del ejecutable.</w:t>
             </w:r>
           </w:p>
           <w:p>
@@ -4163,7 +4537,7 @@
                 <w:sz w:val="20"/>
                 <w:szCs w:val="19"/>
               </w:rPr>
-              <w:t>La ejecución inicial de GitHub Actions falló en una aserción de aislamiento: Windows entregó un directorio temporal con alias corto 8.3 y la prueba lo comparó con su ruta larga. El ajuste sólo normaliza ambos lados con resolve(); las seis pruebas de test_desktop.py aprobaron localmente con alias 8.3 real y con el entorno habitual. CI del commit c8d6942 aprobó cuatro checks de Windows y Linux con MySQL en push y PR: https://github.com/a3524110303-cpu/M.E.S.S.I-/actions/runs/37753609896 y https://github.com/a3524110303-cpu/M.E.S.S.I-/actions/runs/37753615435. Este resultado corresponde a c8d6942, anterior a esta actualización documental. Causa y reproducción en docs/entrega_2/evidencias/ajuste_ci_windows.md; no se modificaron la aplicación ni sus binarios.</w:t>
+              <w:t>Las cuatro regresiones nuevas verifican progreso tras pegado inválido, invalidación del resultado al reemplazar datos, tablas legibles sin modificar SQLite y selección de solicitud. Usar este código en el acuerdo copia sólo el ID, conserva borrador/tipo y no crea un apoyo hasta enviar el formulario. La suite incluye seis pruebas del lanzador; el self-test fuente comprobó ocho predicciones, persistencia, respaldo y reapertura. No sustituyen la prueba con persona ajena.</w:t>
             </w:r>
           </w:p>
           <w:p>
@@ -4181,7 +4555,25 @@
                 <w:sz w:val="20"/>
                 <w:szCs w:val="19"/>
               </w:rPr>
-              <w:t>El informe de Víctor del 7 de octubre probó AppTest y SQLite temporal; no realizó navegador real ni instalador. El cierre agrega capturas en navegador, self-test y smoke-server aprobados tanto en portable como instalado, y actualización 0.3.0 exit0 que conserva la base. La instalación/reinstalación/desinstalación aislada se omitió al detectar una instalación existente; no se cuenta como aprobada. El ciclo completo sólo tiene evidencia histórica 0.2.0.</w:t>
+              <w:t>CI de MESSI 0.4.0, commit dd4a001, aprobó los cuatro checks de push y PR. Windows ejecutó 161 pruebas: 154 aprobadas y 7 MySQL omitidas; Ubuntu con MySQL real aprobó 161/161, sin omisiones ni fallos. Ejecuciones: https://github.com/a3524110303-cpu/M.E.S.S.I-/actions/runs/37763609648 y https://github.com/a3524110303-cpu/M.E.S.S.I-/actions/runs/37763603878. Logs y hashes en ci_github_0.4.0.json. El fallo anterior por alias Windows 8.3 quedó corregido en la aserción de la prueba; causa y reproducción en docs/entrega_2/evidencias/ajuste_ci_windows.md. La CI histórica 0.3.0 se conserva por separado.</w:t>
+            </w:r>
+          </w:p>
+          <w:p>
+            <w:pPr>
+              <w:keepLines/>
+              <w:spacing w:before="60" w:after="100"/>
+              <w:jc w:val="left"/>
+            </w:pPr>
+            <w:r>
+              <w:rPr>
+                <w:b w:val="0"/>
+                <w:i w:val="0"/>
+                <w:iCs/>
+                <w:color w:val="222222"/>
+                <w:sz w:val="20"/>
+                <w:szCs w:val="19"/>
+              </w:rPr>
+              <w:t>El informe de Víctor del 7 de octubre probó AppTest y SQLite temporal; no realizó navegador real ni instalador. El cierre agrega capturas en navegador, self-test y smoke-server aprobados tanto en portable como instalado, y actualización 0.4.0 exit0 que conserva la base. La instalación/reinstalación/desinstalación aislada se omitió al detectar una instalación existente; no se cuenta como aprobada. El ciclo completo sólo tiene evidencia histórica 0.2.0.</w:t>
             </w:r>
           </w:p>
           <w:p>
